--- a/160001_FinancialController.docx
+++ b/160001_FinancialController.docx
@@ -103,7 +103,14 @@
                 <w:rFonts w:ascii="Browallia New" w:eastAsia="Browallia New" w:hAnsi="Browallia New" w:cs="Browallia New"/>
                 <w:sz w:val="26"/>
               </w:rPr>
-              <w:t>1) กรอกข้อมูลในช่องสีเหลืองเท่านั้น ข้อความสีเทาตัวเอียงเป็นเพียงตัวอย่าง ลบออกแล้วพิมพ์ข้อมูลจริงแทน</w:t>
+              <w:t xml:space="preserve">1) </w:t>
+            </w:r>
+            <w:r>
+              <w:rPr>
+                <w:rFonts w:ascii="Browallia New" w:eastAsia="Browallia New" w:hAnsi="Browallia New" w:cs="Browallia New"/>
+                <w:sz w:val="26"/>
+              </w:rPr>
+              <w:t>กรอกข้อมูลในช่องสีเหลืองเท่านั้น ข้อความสีเทาตัวเอียงเป็นเพียงตัวอย่าง ลบออกแล้วพิมพ์ข้อมูลจริงแทน</w:t>
             </w:r>
           </w:p>
           <w:p>
@@ -115,7 +122,14 @@
                 <w:rFonts w:ascii="Browallia New" w:eastAsia="Browallia New" w:hAnsi="Browallia New" w:cs="Browallia New"/>
                 <w:sz w:val="26"/>
               </w:rPr>
-              <w:t>2) จัดทำร่วมกันระหว่างผู้ดำรงตำแหน่งปัจจุบัน</w:t>
+              <w:t xml:space="preserve">2) </w:t>
+            </w:r>
+            <w:r>
+              <w:rPr>
+                <w:rFonts w:ascii="Browallia New" w:eastAsia="Browallia New" w:hAnsi="Browallia New" w:cs="Browallia New"/>
+                <w:sz w:val="26"/>
+              </w:rPr>
+              <w:t>จัดทำร่วมกันระหว่างผู้ดำรงตำแหน่งปัจจุบัน</w:t>
             </w:r>
             <w:r>
               <w:rPr>
@@ -143,7 +157,14 @@
                 <w:rFonts w:ascii="Browallia New" w:eastAsia="Browallia New" w:hAnsi="Browallia New" w:cs="Browallia New"/>
                 <w:sz w:val="26"/>
               </w:rPr>
-              <w:t>3) ระดับความเชี่ยวชาญ (Proficiency Level) ให้ใช้เกณฑ์ 1-5 ตามตารางในหัวข้อ 4ค</w:t>
+              <w:t xml:space="preserve">3) </w:t>
+            </w:r>
+            <w:r>
+              <w:rPr>
+                <w:rFonts w:ascii="Browallia New" w:eastAsia="Browallia New" w:hAnsi="Browallia New" w:cs="Browallia New"/>
+                <w:sz w:val="26"/>
+              </w:rPr>
+              <w:t>ระดับความเชี่ยวชาญ (Proficiency Level) ให้ใช้เกณฑ์ 1-5 ตามตารางในหัวข้อ 4ค</w:t>
             </w:r>
           </w:p>
           <w:p>
@@ -155,7 +176,14 @@
                 <w:rFonts w:ascii="Browallia New" w:eastAsia="Browallia New" w:hAnsi="Browallia New" w:cs="Browallia New"/>
                 <w:sz w:val="26"/>
               </w:rPr>
-              <w:t>4) เมื่อกรอกครบถ้วนแล้ว ให้ลงนามรับรองตามลำดับในหน้าถัดไป ก่อนนำส่ง HR Business Partner ของสายงาน</w:t>
+              <w:t xml:space="preserve">4) </w:t>
+            </w:r>
+            <w:r>
+              <w:rPr>
+                <w:rFonts w:ascii="Browallia New" w:eastAsia="Browallia New" w:hAnsi="Browallia New" w:cs="Browallia New"/>
+                <w:sz w:val="26"/>
+              </w:rPr>
+              <w:t>เมื่อกรอกครบถ้วนแล้ว ให้ลงนามรับรองตามลำดับในหน้าถัดไป ก่อนนำส่ง HR Business Partner ของสายงาน</w:t>
             </w:r>
           </w:p>
           <w:p>
@@ -167,7 +195,14 @@
                 <w:rFonts w:ascii="Browallia New" w:eastAsia="Browallia New" w:hAnsi="Browallia New" w:cs="Browallia New"/>
                 <w:sz w:val="26"/>
               </w:rPr>
-              <w:t>5) เอกสารฉบับนี้จัดเป็นข้อมูลลับ (Confidential) ใช้ภายในองค์กรเพื่อการบริหารแผนสืบทอดตำแหน่งเท่านั้น ห้ามเผยแพร่หรือส่งต่อโดยไม่ได้รับอนุญาต</w:t>
+              <w:t xml:space="preserve">5) </w:t>
+            </w:r>
+            <w:r>
+              <w:rPr>
+                <w:rFonts w:ascii="Browallia New" w:eastAsia="Browallia New" w:hAnsi="Browallia New" w:cs="Browallia New"/>
+                <w:sz w:val="26"/>
+              </w:rPr>
+              <w:t>เอกสารฉบับนี้จัดเป็นข้อมูลลับ (Confidential) ใช้ภายในองค์กรเพื่อการบริหารแผนสืบทอดตำแหน่งเท่านั้น ห้ามเผยแพร่หรือส่งต่อโดยไม่ได้รับอนุญาต</w:t>
             </w:r>
           </w:p>
         </w:tc>
@@ -439,38 +474,21 @@
           <w:p>
             <w:pPr>
               <w:rPr>
-                <w:cs/>
+                <w:iCs/>
+                <w:sz w:val="28"/>
+                <w:szCs w:val="28"/>
                 <w:lang w:val="en-US" w:bidi="th-TH"/>
               </w:rPr>
             </w:pPr>
             <w:r>
               <w:rPr>
                 <w:rFonts w:ascii="Browallia New" w:eastAsia="Browallia New" w:hAnsi="Browallia New" w:cs="Browallia New"/>
-                <w:i/>
-                <w:color w:val="808080"/>
+                <w:iCs/>
+                <w:sz w:val="28"/>
+                <w:szCs w:val="28"/>
                 <w:lang w:val="en-US" w:bidi="th-TH"/>
               </w:rPr>
-              <w:t>HR</w:t>
-            </w:r>
-            <w:r>
-              <w:rPr>
-                <w:rFonts w:ascii="Browallia New" w:eastAsia="Browallia New" w:hAnsi="Browallia New" w:cs="Browallia New" w:hint="cs"/>
-                <w:i/>
-                <w:color w:val="808080"/>
-                <w:cs/>
-                <w:lang w:val="en-US" w:bidi="th-TH"/>
-              </w:rPr>
-              <w:t xml:space="preserve"> จะเติมข้อมูลส่วนนี้ใ</w:t>
-            </w:r>
-            <w:r>
-              <w:rPr>
-                <w:rFonts w:ascii="Browallia New" w:eastAsia="Browallia New" w:hAnsi="Browallia New" w:cs="Browallia New" w:hint="cs"/>
-                <w:i/>
-                <w:color w:val="808080"/>
-                <w:cs/>
-                <w:lang w:val="en-US" w:bidi="th-TH"/>
-              </w:rPr>
-              <w:t>ห้</w:t>
+              <w:t>Department Manager</w:t>
             </w:r>
           </w:p>
         </w:tc>
@@ -498,24 +516,22 @@
             <w:tcW w:w="5331" w:type="dxa"/>
           </w:tcPr>
           <w:p>
-            <w:r>
-              <w:rPr>
-                <w:rFonts w:ascii="Browallia New" w:eastAsia="Browallia New" w:hAnsi="Browallia New" w:cs="Browallia New"/>
-                <w:i/>
-                <w:color w:val="808080"/>
+            <w:pPr>
+              <w:rPr>
+                <w:iCs/>
+                <w:sz w:val="28"/>
+                <w:szCs w:val="28"/>
+              </w:rPr>
+            </w:pPr>
+            <w:r>
+              <w:rPr>
+                <w:rFonts w:ascii="Browallia New" w:eastAsia="Browallia New" w:hAnsi="Browallia New" w:cs="Browallia New"/>
+                <w:iCs/>
+                <w:sz w:val="28"/>
+                <w:szCs w:val="28"/>
                 <w:lang w:val="en-US" w:bidi="th-TH"/>
               </w:rPr>
-              <w:t>HR</w:t>
-            </w:r>
-            <w:r>
-              <w:rPr>
-                <w:rFonts w:ascii="Browallia New" w:eastAsia="Browallia New" w:hAnsi="Browallia New" w:cs="Browallia New" w:hint="cs"/>
-                <w:i/>
-                <w:color w:val="808080"/>
-                <w:cs/>
-                <w:lang w:val="en-US" w:bidi="th-TH"/>
-              </w:rPr>
-              <w:t xml:space="preserve"> จะเติมข้อมูลส่วนนี้ให้</w:t>
+              <w:t>Finance &amp; Accounting, Information Technology and Procurement</w:t>
             </w:r>
           </w:p>
         </w:tc>
@@ -543,24 +559,22 @@
             <w:tcW w:w="5331" w:type="dxa"/>
           </w:tcPr>
           <w:p>
-            <w:r>
-              <w:rPr>
-                <w:rFonts w:ascii="Browallia New" w:eastAsia="Browallia New" w:hAnsi="Browallia New" w:cs="Browallia New"/>
-                <w:i/>
-                <w:color w:val="808080"/>
-                <w:lang w:val="en-US" w:bidi="th-TH"/>
-              </w:rPr>
-              <w:t>HR</w:t>
-            </w:r>
-            <w:r>
-              <w:rPr>
-                <w:rFonts w:ascii="Browallia New" w:eastAsia="Browallia New" w:hAnsi="Browallia New" w:cs="Browallia New" w:hint="cs"/>
-                <w:i/>
-                <w:color w:val="808080"/>
-                <w:cs/>
-                <w:lang w:val="en-US" w:bidi="th-TH"/>
-              </w:rPr>
-              <w:t xml:space="preserve"> จะเติมข้อมูลส่วนนี้ให้</w:t>
+            <w:pPr>
+              <w:rPr>
+                <w:iCs/>
+                <w:sz w:val="28"/>
+                <w:szCs w:val="28"/>
+              </w:rPr>
+            </w:pPr>
+            <w:r>
+              <w:rPr>
+                <w:rFonts w:ascii="Browallia New" w:eastAsia="Browallia New" w:hAnsi="Browallia New" w:cs="Browallia New"/>
+                <w:iCs/>
+                <w:sz w:val="28"/>
+                <w:szCs w:val="28"/>
+                <w:lang w:bidi="th-TH"/>
+              </w:rPr>
+              <w:t>Finance &amp; Account</w:t>
             </w:r>
           </w:p>
         </w:tc>
@@ -588,24 +602,24 @@
             <w:tcW w:w="5331" w:type="dxa"/>
           </w:tcPr>
           <w:p>
-            <w:r>
-              <w:rPr>
-                <w:rFonts w:ascii="Browallia New" w:eastAsia="Browallia New" w:hAnsi="Browallia New" w:cs="Browallia New"/>
-                <w:i/>
-                <w:color w:val="808080"/>
-                <w:lang w:val="en-US" w:bidi="th-TH"/>
-              </w:rPr>
-              <w:t>HR</w:t>
-            </w:r>
-            <w:r>
-              <w:rPr>
-                <w:rFonts w:ascii="Browallia New" w:eastAsia="Browallia New" w:hAnsi="Browallia New" w:cs="Browallia New" w:hint="cs"/>
-                <w:i/>
-                <w:color w:val="808080"/>
+            <w:pPr>
+              <w:rPr>
+                <w:rFonts w:hint="cs"/>
+                <w:iCs/>
+                <w:sz w:val="28"/>
+                <w:szCs w:val="28"/>
                 <w:cs/>
-                <w:lang w:val="en-US" w:bidi="th-TH"/>
-              </w:rPr>
-              <w:t xml:space="preserve"> จะเติมข้อมูลส่วนนี้ให้</w:t>
+              </w:rPr>
+            </w:pPr>
+            <w:r>
+              <w:rPr>
+                <w:rFonts w:ascii="Browallia New" w:eastAsia="Browallia New" w:hAnsi="Browallia New" w:cs="Browallia New"/>
+                <w:iCs/>
+                <w:sz w:val="28"/>
+                <w:szCs w:val="28"/>
+                <w:lang w:bidi="th-TH"/>
+              </w:rPr>
+              <w:t>Finance &amp; Account</w:t>
             </w:r>
           </w:p>
         </w:tc>
@@ -633,24 +647,23 @@
             <w:tcW w:w="5331" w:type="dxa"/>
           </w:tcPr>
           <w:p>
-            <w:r>
-              <w:rPr>
-                <w:rFonts w:ascii="Browallia New" w:eastAsia="Browallia New" w:hAnsi="Browallia New" w:cs="Browallia New"/>
-                <w:i/>
-                <w:color w:val="808080"/>
-                <w:lang w:val="en-US" w:bidi="th-TH"/>
-              </w:rPr>
-              <w:t>HR</w:t>
-            </w:r>
-            <w:r>
-              <w:rPr>
-                <w:rFonts w:ascii="Browallia New" w:eastAsia="Browallia New" w:hAnsi="Browallia New" w:cs="Browallia New" w:hint="cs"/>
-                <w:i/>
-                <w:color w:val="808080"/>
+            <w:pPr>
+              <w:rPr>
+                <w:iCs/>
+                <w:sz w:val="28"/>
+                <w:szCs w:val="28"/>
+              </w:rPr>
+            </w:pPr>
+            <w:r>
+              <w:rPr>
+                <w:rFonts w:ascii="Browallia New" w:eastAsia="Browallia New" w:hAnsi="Browallia New" w:cs="Browallia New"/>
+                <w:iCs/>
+                <w:sz w:val="28"/>
+                <w:szCs w:val="28"/>
                 <w:cs/>
-                <w:lang w:val="en-US" w:bidi="th-TH"/>
-              </w:rPr>
-              <w:t xml:space="preserve"> จะเติมข้อมูลส่วนนี้ให้</w:t>
+                <w:lang w:val="en-US"/>
+              </w:rPr>
+              <w:t>เสถียร ศรีใสคำ</w:t>
             </w:r>
           </w:p>
         </w:tc>
@@ -678,24 +691,23 @@
             <w:tcW w:w="5331" w:type="dxa"/>
           </w:tcPr>
           <w:p>
-            <w:r>
-              <w:rPr>
-                <w:rFonts w:ascii="Browallia New" w:eastAsia="Browallia New" w:hAnsi="Browallia New" w:cs="Browallia New"/>
-                <w:i/>
-                <w:color w:val="808080"/>
-                <w:lang w:val="en-US" w:bidi="th-TH"/>
-              </w:rPr>
-              <w:t>HR</w:t>
-            </w:r>
-            <w:r>
-              <w:rPr>
-                <w:rFonts w:ascii="Browallia New" w:eastAsia="Browallia New" w:hAnsi="Browallia New" w:cs="Browallia New" w:hint="cs"/>
-                <w:i/>
-                <w:color w:val="808080"/>
+            <w:pPr>
+              <w:rPr>
+                <w:iCs/>
+                <w:sz w:val="28"/>
+                <w:szCs w:val="28"/>
+              </w:rPr>
+            </w:pPr>
+            <w:r>
+              <w:rPr>
+                <w:rFonts w:ascii="Browallia New" w:eastAsia="Browallia New" w:hAnsi="Browallia New" w:cs="Browallia New"/>
+                <w:iCs/>
+                <w:sz w:val="28"/>
+                <w:szCs w:val="28"/>
                 <w:cs/>
-                <w:lang w:val="en-US" w:bidi="th-TH"/>
-              </w:rPr>
-              <w:t xml:space="preserve"> จะเติมข้อมูลส่วนนี้ให้</w:t>
+                <w:lang w:val="en-US"/>
+              </w:rPr>
+              <w:t>เสถียร ศรีใสคำ</w:t>
             </w:r>
           </w:p>
         </w:tc>
@@ -809,7 +821,16 @@
                 <w:color w:val="C8102E"/>
                 <w:sz w:val="26"/>
               </w:rPr>
-              <w:t>(จัดทำ)</w:t>
+              <w:t>(</w:t>
+            </w:r>
+            <w:r>
+              <w:rPr>
+                <w:rFonts w:ascii="Browallia New" w:eastAsia="Browallia New" w:hAnsi="Browallia New" w:cs="Browallia New"/>
+                <w:i/>
+                <w:color w:val="C8102E"/>
+                <w:sz w:val="26"/>
+              </w:rPr>
+              <w:t>จัดทำ)</w:t>
             </w:r>
           </w:p>
           <w:p>
@@ -869,7 +890,16 @@
                 <w:color w:val="C8102E"/>
                 <w:sz w:val="26"/>
               </w:rPr>
-              <w:t>(ตรวจสอบความถูกต้อง)</w:t>
+              <w:t>(</w:t>
+            </w:r>
+            <w:r>
+              <w:rPr>
+                <w:rFonts w:ascii="Browallia New" w:eastAsia="Browallia New" w:hAnsi="Browallia New" w:cs="Browallia New"/>
+                <w:i/>
+                <w:color w:val="C8102E"/>
+                <w:sz w:val="26"/>
+              </w:rPr>
+              <w:t>ตรวจสอบความถูกต้อง)</w:t>
             </w:r>
           </w:p>
           <w:p>
@@ -917,7 +947,16 @@
                 <w:color w:val="C8102E"/>
                 <w:sz w:val="26"/>
               </w:rPr>
-              <w:t>(รับรอง)</w:t>
+              <w:t>(</w:t>
+            </w:r>
+            <w:r>
+              <w:rPr>
+                <w:rFonts w:ascii="Browallia New" w:eastAsia="Browallia New" w:hAnsi="Browallia New" w:cs="Browallia New"/>
+                <w:i/>
+                <w:color w:val="C8102E"/>
+                <w:sz w:val="26"/>
+              </w:rPr>
+              <w:t>รับรอง)</w:t>
             </w:r>
           </w:p>
           <w:p>
@@ -969,7 +1008,16 @@
                 <w:color w:val="C8102E"/>
                 <w:sz w:val="26"/>
               </w:rPr>
-              <w:t>(อนุมัติ)</w:t>
+              <w:t>(</w:t>
+            </w:r>
+            <w:r>
+              <w:rPr>
+                <w:rFonts w:ascii="Browallia New" w:eastAsia="Browallia New" w:hAnsi="Browallia New" w:cs="Browallia New"/>
+                <w:i/>
+                <w:color w:val="C8102E"/>
+                <w:sz w:val="26"/>
+              </w:rPr>
+              <w:t>อนุมัติ)</w:t>
             </w:r>
           </w:p>
           <w:p>
@@ -1005,6 +1053,7 @@
                 <w:rFonts w:ascii="Browallia New" w:eastAsia="Browallia New" w:hAnsi="Browallia New" w:cs="Browallia New"/>
                 <w:sz w:val="26"/>
               </w:rPr>
+              <w:lastRenderedPageBreak/>
               <w:t>วันที่: ______________________</w:t>
             </w:r>
           </w:p>
@@ -1019,6 +1068,7 @@
                 <w:rFonts w:ascii="Browallia New" w:eastAsia="Browallia New" w:hAnsi="Browallia New" w:cs="Browallia New"/>
                 <w:sz w:val="26"/>
               </w:rPr>
+              <w:lastRenderedPageBreak/>
               <w:t>ลงชื่อ: ______________________</w:t>
             </w:r>
           </w:p>
@@ -1028,6 +1078,7 @@
                 <w:rFonts w:ascii="Browallia New" w:eastAsia="Browallia New" w:hAnsi="Browallia New" w:cs="Browallia New"/>
                 <w:sz w:val="26"/>
               </w:rPr>
+              <w:lastRenderedPageBreak/>
               <w:t>วันที่: ______________________</w:t>
             </w:r>
           </w:p>
@@ -1042,6 +1093,7 @@
                 <w:rFonts w:ascii="Browallia New" w:eastAsia="Browallia New" w:hAnsi="Browallia New" w:cs="Browallia New"/>
                 <w:sz w:val="26"/>
               </w:rPr>
+              <w:lastRenderedPageBreak/>
               <w:t>ลงชื่อ: ______________________</w:t>
             </w:r>
           </w:p>
@@ -1051,6 +1103,7 @@
                 <w:rFonts w:ascii="Browallia New" w:eastAsia="Browallia New" w:hAnsi="Browallia New" w:cs="Browallia New"/>
                 <w:sz w:val="26"/>
               </w:rPr>
+              <w:lastRenderedPageBreak/>
               <w:t>วันที่: ______________________</w:t>
             </w:r>
           </w:p>
@@ -1065,6 +1118,7 @@
                 <w:rFonts w:ascii="Browallia New" w:eastAsia="Browallia New" w:hAnsi="Browallia New" w:cs="Browallia New"/>
                 <w:sz w:val="26"/>
               </w:rPr>
+              <w:lastRenderedPageBreak/>
               <w:t>ลงชื่อ: ______________________</w:t>
             </w:r>
           </w:p>
@@ -1074,6 +1128,7 @@
                 <w:rFonts w:ascii="Browallia New" w:eastAsia="Browallia New" w:hAnsi="Browallia New" w:cs="Browallia New"/>
                 <w:sz w:val="26"/>
               </w:rPr>
+              <w:lastRenderedPageBreak/>
               <w:t>วันที่: ______________________</w:t>
             </w:r>
           </w:p>
@@ -1123,7 +1178,15 @@
                 <w:b/>
                 <w:sz w:val="28"/>
               </w:rPr>
-              <w:t>1ก. ความสัมพันธ์</w:t>
+              <w:t>1</w:t>
+            </w:r>
+            <w:r>
+              <w:rPr>
+                <w:rFonts w:ascii="Browallia New" w:eastAsia="Browallia New" w:hAnsi="Browallia New" w:cs="Browallia New"/>
+                <w:b/>
+                <w:sz w:val="28"/>
+              </w:rPr>
+              <w:t>ก. ความสัมพันธ์</w:t>
             </w:r>
             <w:r>
               <w:rPr>
@@ -1293,17 +1356,7 @@
                 <w:color w:val="808080"/>
                 <w:lang w:val="en-US" w:bidi="th-TH"/>
               </w:rPr>
-              <w:t>HR</w:t>
-            </w:r>
-            <w:r>
-              <w:rPr>
-                <w:rFonts w:ascii="Browallia New" w:eastAsia="Browallia New" w:hAnsi="Browallia New" w:cs="Browallia New" w:hint="cs"/>
-                <w:i/>
-                <w:color w:val="808080"/>
-                <w:cs/>
-                <w:lang w:val="en-US" w:bidi="th-TH"/>
-              </w:rPr>
-              <w:t xml:space="preserve"> จะเติมข้อมูลส่วนนี้ให้</w:t>
+              <w:t>2</w:t>
             </w:r>
           </w:p>
         </w:tc>
@@ -1322,17 +1375,7 @@
                 <w:color w:val="808080"/>
                 <w:lang w:val="en-US" w:bidi="th-TH"/>
               </w:rPr>
-              <w:t>HR</w:t>
-            </w:r>
-            <w:r>
-              <w:rPr>
-                <w:rFonts w:ascii="Browallia New" w:eastAsia="Browallia New" w:hAnsi="Browallia New" w:cs="Browallia New" w:hint="cs"/>
-                <w:i/>
-                <w:color w:val="808080"/>
-                <w:cs/>
-                <w:lang w:val="en-US" w:bidi="th-TH"/>
-              </w:rPr>
-              <w:t xml:space="preserve"> จะเติมข้อมูลส่วนนี้ให้</w:t>
+              <w:t>9</w:t>
             </w:r>
           </w:p>
         </w:tc>
@@ -1353,19 +1396,7 @@
                 <w:szCs w:val="22"/>
                 <w:lang w:val="en-US" w:bidi="th-TH"/>
               </w:rPr>
-              <w:t>HR</w:t>
-            </w:r>
-            <w:r>
-              <w:rPr>
-                <w:rFonts w:ascii="Browallia New" w:eastAsia="Browallia New" w:hAnsi="Browallia New" w:cs="Browallia New" w:hint="cs"/>
-                <w:i/>
-                <w:color w:val="808080"/>
-                <w:sz w:val="22"/>
-                <w:szCs w:val="22"/>
-                <w:cs/>
-                <w:lang w:val="en-US" w:bidi="th-TH"/>
-              </w:rPr>
-              <w:t xml:space="preserve"> จะเติมข้อมูลส่วนนี้ให้</w:t>
+              <w:t>11</w:t>
             </w:r>
           </w:p>
         </w:tc>
@@ -1958,7 +1989,15 @@
                 <w:b/>
                 <w:sz w:val="28"/>
               </w:rPr>
-              <w:t>1ข. ความสัมพันธ์</w:t>
+              <w:t>1</w:t>
+            </w:r>
+            <w:r>
+              <w:rPr>
+                <w:rFonts w:ascii="Browallia New" w:eastAsia="Browallia New" w:hAnsi="Browallia New" w:cs="Browallia New"/>
+                <w:b/>
+                <w:sz w:val="28"/>
+              </w:rPr>
+              <w:t>ข. ความสัมพันธ์</w:t>
             </w:r>
             <w:r>
               <w:rPr>
@@ -2410,7 +2449,15 @@
                 <w:b/>
                 <w:sz w:val="28"/>
               </w:rPr>
-              <w:t>2ก. วัตถุประสงค์ของตำแหน่งงาน</w:t>
+              <w:t>2</w:t>
+            </w:r>
+            <w:r>
+              <w:rPr>
+                <w:rFonts w:ascii="Browallia New" w:eastAsia="Browallia New" w:hAnsi="Browallia New" w:cs="Browallia New"/>
+                <w:b/>
+                <w:sz w:val="28"/>
+              </w:rPr>
+              <w:t>ก. วัตถุประสงค์ของตำแหน่งงาน</w:t>
             </w:r>
           </w:p>
           <w:p>
@@ -2518,7 +2565,15 @@
                 <w:b/>
                 <w:sz w:val="28"/>
               </w:rPr>
-              <w:t>2ข. ตัวชี้วัดความสำเร็จหลักของตำแหน่ง (Key Success Indicators)</w:t>
+              <w:t>2</w:t>
+            </w:r>
+            <w:r>
+              <w:rPr>
+                <w:rFonts w:ascii="Browallia New" w:eastAsia="Browallia New" w:hAnsi="Browallia New" w:cs="Browallia New"/>
+                <w:b/>
+                <w:sz w:val="28"/>
+              </w:rPr>
+              <w:t>ข. ตัวชี้วัดความสำเร็จหลักของตำแหน่ง (Key Success Indicators)</w:t>
             </w:r>
           </w:p>
           <w:p>
@@ -2534,6 +2589,7 @@
                 <w:iCs/>
                 <w:sz w:val="26"/>
               </w:rPr>
+              <w:lastRenderedPageBreak/>
               <w:t>ระบุว่า “ผลงานที่โดดเด่น” ในตำแหน่งนี้วัดผลจากอะไร</w:t>
             </w:r>
             <w:r>
@@ -2579,6 +2635,7 @@
                 <w:b/>
                 <w:sz w:val="28"/>
               </w:rPr>
+              <w:lastRenderedPageBreak/>
               <w:t>มิติ</w:t>
             </w:r>
           </w:p>
@@ -2631,7 +2688,6 @@
                 <w:cs/>
                 <w:lang w:bidi="th-TH"/>
               </w:rPr>
-              <w:lastRenderedPageBreak/>
               <w:t xml:space="preserve">ตาม </w:t>
             </w:r>
             <w:r>
@@ -2746,7 +2802,15 @@
                 <w:b/>
                 <w:sz w:val="28"/>
               </w:rPr>
-              <w:t>3ก. ขอบเขตงาน</w:t>
+              <w:t>3</w:t>
+            </w:r>
+            <w:r>
+              <w:rPr>
+                <w:rFonts w:ascii="Browallia New" w:eastAsia="Browallia New" w:hAnsi="Browallia New" w:cs="Browallia New"/>
+                <w:b/>
+                <w:sz w:val="28"/>
+              </w:rPr>
+              <w:t>ก. ขอบเขตงาน</w:t>
             </w:r>
           </w:p>
           <w:p>
@@ -2840,7 +2904,15 @@
                 <w:b/>
                 <w:sz w:val="28"/>
               </w:rPr>
-              <w:t xml:space="preserve"> ปีข้างหน้า</w:t>
+              <w:t xml:space="preserve"> </w:t>
+            </w:r>
+            <w:r>
+              <w:rPr>
+                <w:rFonts w:ascii="Browallia New" w:eastAsia="Browallia New" w:hAnsi="Browallia New" w:cs="Browallia New"/>
+                <w:b/>
+                <w:sz w:val="28"/>
+              </w:rPr>
+              <w:t>ปีข้างหน้า</w:t>
             </w:r>
           </w:p>
         </w:tc>
@@ -3485,7 +3557,15 @@
                 <w:b/>
                 <w:sz w:val="28"/>
               </w:rPr>
-              <w:t>3ข. ความท้าทายของงาน</w:t>
+              <w:t>3</w:t>
+            </w:r>
+            <w:r>
+              <w:rPr>
+                <w:rFonts w:ascii="Browallia New" w:eastAsia="Browallia New" w:hAnsi="Browallia New" w:cs="Browallia New"/>
+                <w:b/>
+                <w:sz w:val="28"/>
+              </w:rPr>
+              <w:t>ข. ความท้าทายของงาน</w:t>
             </w:r>
           </w:p>
           <w:p>
@@ -3555,7 +3635,15 @@
                 <w:b/>
                 <w:sz w:val="28"/>
               </w:rPr>
-              <w:t xml:space="preserve"> ปีข้างหน้า</w:t>
+              <w:t xml:space="preserve"> </w:t>
+            </w:r>
+            <w:r>
+              <w:rPr>
+                <w:rFonts w:ascii="Browallia New" w:eastAsia="Browallia New" w:hAnsi="Browallia New" w:cs="Browallia New"/>
+                <w:b/>
+                <w:sz w:val="28"/>
+              </w:rPr>
+              <w:t>ปีข้างหน้า</w:t>
             </w:r>
           </w:p>
         </w:tc>
@@ -3743,7 +3831,15 @@
           <w:b/>
           <w:sz w:val="32"/>
         </w:rPr>
-        <w:t>4. ความรู้ ทักษะ และคุณสมบัติที่จำเป็น</w:t>
+        <w:t xml:space="preserve">4. </w:t>
+      </w:r>
+      <w:r>
+        <w:rPr>
+          <w:rFonts w:ascii="Browallia New" w:eastAsia="Browallia New" w:hAnsi="Browallia New" w:cs="Browallia New"/>
+          <w:b/>
+          <w:sz w:val="32"/>
+        </w:rPr>
+        <w:t>ความรู้ ทักษะ และคุณสมบัติที่จำเป็น</w:t>
       </w:r>
     </w:p>
     <w:p>
@@ -3787,7 +3883,15 @@
                 <w:b/>
                 <w:sz w:val="28"/>
               </w:rPr>
-              <w:t>4ก. การศึกษา / คุณสมบัติทางวิชาชีพ</w:t>
+              <w:t>4</w:t>
+            </w:r>
+            <w:r>
+              <w:rPr>
+                <w:rFonts w:ascii="Browallia New" w:eastAsia="Browallia New" w:hAnsi="Browallia New" w:cs="Browallia New"/>
+                <w:b/>
+                <w:sz w:val="28"/>
+              </w:rPr>
+              <w:t>ก. การศึกษา / คุณสมบัติทางวิชาชีพ</w:t>
             </w:r>
           </w:p>
           <w:p>
@@ -4153,6 +4257,7 @@
                 <w:rFonts w:ascii="Browallia New" w:eastAsia="Browallia New" w:hAnsi="Browallia New" w:cs="Browallia New"/>
                 <w:sz w:val="28"/>
               </w:rPr>
+              <w:lastRenderedPageBreak/>
               <w:t>หลักสูตรฝึกอบรมสำคัญ</w:t>
             </w:r>
           </w:p>
@@ -4342,8 +4447,15 @@
                 <w:b/>
                 <w:sz w:val="28"/>
               </w:rPr>
-              <w:lastRenderedPageBreak/>
-              <w:t>4ข. ประสบการณ์ทำงานที่จำเป็น</w:t>
+              <w:t>4</w:t>
+            </w:r>
+            <w:r>
+              <w:rPr>
+                <w:rFonts w:ascii="Browallia New" w:eastAsia="Browallia New" w:hAnsi="Browallia New" w:cs="Browallia New"/>
+                <w:b/>
+                <w:sz w:val="28"/>
+              </w:rPr>
+              <w:t>ข. ประสบการณ์ทำงานที่จำเป็น</w:t>
             </w:r>
           </w:p>
           <w:p>
@@ -5286,7 +5398,15 @@
                 <w:b/>
                 <w:sz w:val="28"/>
               </w:rPr>
-              <w:t>4ค. สมรรถนะ</w:t>
+              <w:t>4</w:t>
+            </w:r>
+            <w:r>
+              <w:rPr>
+                <w:rFonts w:ascii="Browallia New" w:eastAsia="Browallia New" w:hAnsi="Browallia New" w:cs="Browallia New"/>
+                <w:b/>
+                <w:sz w:val="28"/>
+              </w:rPr>
+              <w:t>ค. สมรรถนะ</w:t>
             </w:r>
           </w:p>
           <w:p>
@@ -5312,7 +5432,15 @@
           <w:b/>
           <w:sz w:val="26"/>
         </w:rPr>
-        <w:t>4ค</w:t>
+        <w:t>4</w:t>
+      </w:r>
+      <w:r>
+        <w:rPr>
+          <w:rFonts w:ascii="Browallia New" w:eastAsia="Browallia New" w:hAnsi="Browallia New" w:cs="Browallia New"/>
+          <w:b/>
+          <w:sz w:val="26"/>
+        </w:rPr>
+        <w:t>ค</w:t>
       </w:r>
       <w:r>
         <w:rPr>
@@ -5330,7 +5458,15 @@
           <w:b/>
           <w:sz w:val="26"/>
         </w:rPr>
-        <w:t>(i) สมรรถนะด้านการเป็นผู้นำ (Leadership Competencies)</w:t>
+        <w:t xml:space="preserve">(i) </w:t>
+      </w:r>
+      <w:r>
+        <w:rPr>
+          <w:rFonts w:ascii="Browallia New" w:eastAsia="Browallia New" w:hAnsi="Browallia New" w:cs="Browallia New"/>
+          <w:b/>
+          <w:sz w:val="26"/>
+        </w:rPr>
+        <w:t>สมรรถนะด้านการเป็นผู้นำ (Leadership Competencies)</w:t>
       </w:r>
     </w:p>
     <w:tbl>
@@ -5587,6 +5723,7 @@
                   <w14:uncheckedState w14:val="2610" w14:font="MS Gothic"/>
                 </w14:checkbox>
               </w:sdtPr>
+              <w:sdtEndPr/>
               <w:sdtContent>
                 <w:r>
                   <w:rPr>
@@ -5617,6 +5754,7 @@
                   <w14:uncheckedState w14:val="2610" w14:font="MS Gothic"/>
                 </w14:checkbox>
               </w:sdtPr>
+              <w:sdtEndPr/>
               <w:sdtContent>
                 <w:r>
                   <w:rPr>
@@ -5647,6 +5785,7 @@
                   <w14:uncheckedState w14:val="2610" w14:font="MS Gothic"/>
                 </w14:checkbox>
               </w:sdtPr>
+              <w:sdtEndPr/>
               <w:sdtContent>
                 <w:r>
                   <w:rPr>
@@ -5672,11 +5811,42 @@
               <w:sdtPr>
                 <w:id w:val="100004"/>
                 <w14:checkbox>
+                  <w14:checked w14:val="1"/>
+                  <w14:checkedState w14:val="2612" w14:font="MS Gothic"/>
+                  <w14:uncheckedState w14:val="2610" w14:font="MS Gothic"/>
+                </w14:checkbox>
+              </w:sdtPr>
+              <w:sdtEndPr/>
+              <w:sdtContent>
+                <w:r>
+                  <w:rPr>
+                    <w:rFonts w:ascii="MS Gothic" w:eastAsia="MS Gothic" w:hAnsi="MS Gothic" w:hint="eastAsia"/>
+                  </w:rPr>
+                  <w:t>☒</w:t>
+                </w:r>
+              </w:sdtContent>
+            </w:sdt>
+          </w:p>
+        </w:tc>
+        <w:tc>
+          <w:tcPr>
+            <w:tcW w:w="1011" w:type="dxa"/>
+            <w:shd w:val="clear" w:color="auto" w:fill="FFF2CC"/>
+          </w:tcPr>
+          <w:p>
+            <w:pPr>
+              <w:jc w:val="center"/>
+            </w:pPr>
+            <w:sdt>
+              <w:sdtPr>
+                <w:id w:val="100005"/>
+                <w14:checkbox>
                   <w14:checked w14:val="0"/>
                   <w14:checkedState w14:val="2612" w14:font="MS Gothic"/>
                   <w14:uncheckedState w14:val="2610" w14:font="MS Gothic"/>
                 </w14:checkbox>
               </w:sdtPr>
+              <w:sdtEndPr/>
               <w:sdtContent>
                 <w:r>
                   <w:rPr>
@@ -5689,6 +5859,48 @@
             </w:sdt>
           </w:p>
         </w:tc>
+      </w:tr>
+      <w:tr>
+        <w:trPr>
+          <w:jc w:val="center"/>
+        </w:trPr>
+        <w:tc>
+          <w:tcPr>
+            <w:tcW w:w="4136" w:type="dxa"/>
+          </w:tcPr>
+          <w:p>
+            <w:pPr>
+              <w:rPr>
+                <w:rFonts w:ascii="Browallia New" w:eastAsia="Browallia New" w:hAnsi="Browallia New" w:cs="Browallia New"/>
+                <w:szCs w:val="22"/>
+                <w:lang w:bidi="th-TH"/>
+              </w:rPr>
+            </w:pPr>
+            <w:r>
+              <w:rPr>
+                <w:rFonts w:ascii="Browallia New" w:eastAsia="Browallia New" w:hAnsi="Browallia New" w:cs="Browallia New"/>
+                <w:szCs w:val="22"/>
+              </w:rPr>
+              <w:t xml:space="preserve">การทำงานร่วมกัน </w:t>
+            </w:r>
+          </w:p>
+          <w:p>
+            <w:pPr>
+              <w:rPr>
+                <w:rFonts w:ascii="Browallia New" w:eastAsia="Browallia New" w:hAnsi="Browallia New" w:cs="Browallia New"/>
+                <w:szCs w:val="22"/>
+                <w:lang w:bidi="th-TH"/>
+              </w:rPr>
+            </w:pPr>
+            <w:r>
+              <w:rPr>
+                <w:rFonts w:ascii="Browallia New" w:eastAsia="Browallia New" w:hAnsi="Browallia New" w:cs="Browallia New"/>
+                <w:szCs w:val="22"/>
+              </w:rPr>
+              <w:t>Collaboration</w:t>
+            </w:r>
+          </w:p>
+        </w:tc>
         <w:tc>
           <w:tcPr>
             <w:tcW w:w="1011" w:type="dxa"/>
@@ -5700,13 +5912,14 @@
             </w:pPr>
             <w:sdt>
               <w:sdtPr>
-                <w:id w:val="100005"/>
+                <w:id w:val="100006"/>
                 <w14:checkbox>
                   <w14:checked w14:val="0"/>
                   <w14:checkedState w14:val="2612" w14:font="MS Gothic"/>
                   <w14:uncheckedState w14:val="2610" w14:font="MS Gothic"/>
                 </w14:checkbox>
               </w:sdtPr>
+              <w:sdtEndPr/>
               <w:sdtContent>
                 <w:r>
                   <w:rPr>
@@ -5719,48 +5932,6 @@
             </w:sdt>
           </w:p>
         </w:tc>
-      </w:tr>
-      <w:tr>
-        <w:trPr>
-          <w:jc w:val="center"/>
-        </w:trPr>
-        <w:tc>
-          <w:tcPr>
-            <w:tcW w:w="4136" w:type="dxa"/>
-          </w:tcPr>
-          <w:p>
-            <w:pPr>
-              <w:rPr>
-                <w:rFonts w:ascii="Browallia New" w:eastAsia="Browallia New" w:hAnsi="Browallia New" w:cs="Browallia New"/>
-                <w:szCs w:val="22"/>
-                <w:lang w:bidi="th-TH"/>
-              </w:rPr>
-            </w:pPr>
-            <w:r>
-              <w:rPr>
-                <w:rFonts w:ascii="Browallia New" w:eastAsia="Browallia New" w:hAnsi="Browallia New" w:cs="Browallia New"/>
-                <w:szCs w:val="22"/>
-              </w:rPr>
-              <w:t xml:space="preserve">การทำงานร่วมกัน </w:t>
-            </w:r>
-          </w:p>
-          <w:p>
-            <w:pPr>
-              <w:rPr>
-                <w:rFonts w:ascii="Browallia New" w:eastAsia="Browallia New" w:hAnsi="Browallia New" w:cs="Browallia New"/>
-                <w:szCs w:val="22"/>
-                <w:lang w:bidi="th-TH"/>
-              </w:rPr>
-            </w:pPr>
-            <w:r>
-              <w:rPr>
-                <w:rFonts w:ascii="Browallia New" w:eastAsia="Browallia New" w:hAnsi="Browallia New" w:cs="Browallia New"/>
-                <w:szCs w:val="22"/>
-              </w:rPr>
-              <w:t>Collaboration</w:t>
-            </w:r>
-          </w:p>
-        </w:tc>
         <w:tc>
           <w:tcPr>
             <w:tcW w:w="1011" w:type="dxa"/>
@@ -5772,13 +5943,14 @@
             </w:pPr>
             <w:sdt>
               <w:sdtPr>
-                <w:id w:val="100006"/>
+                <w:id w:val="100007"/>
                 <w14:checkbox>
                   <w14:checked w14:val="0"/>
                   <w14:checkedState w14:val="2612" w14:font="MS Gothic"/>
                   <w14:uncheckedState w14:val="2610" w14:font="MS Gothic"/>
                 </w14:checkbox>
               </w:sdtPr>
+              <w:sdtEndPr/>
               <w:sdtContent>
                 <w:r>
                   <w:rPr>
@@ -5802,13 +5974,14 @@
             </w:pPr>
             <w:sdt>
               <w:sdtPr>
-                <w:id w:val="100007"/>
+                <w:id w:val="100008"/>
                 <w14:checkbox>
                   <w14:checked w14:val="0"/>
                   <w14:checkedState w14:val="2612" w14:font="MS Gothic"/>
                   <w14:uncheckedState w14:val="2610" w14:font="MS Gothic"/>
                 </w14:checkbox>
               </w:sdtPr>
+              <w:sdtEndPr/>
               <w:sdtContent>
                 <w:r>
                   <w:rPr>
@@ -5832,13 +6005,44 @@
             </w:pPr>
             <w:sdt>
               <w:sdtPr>
-                <w:id w:val="100008"/>
+                <w:id w:val="100009"/>
+                <w14:checkbox>
+                  <w14:checked w14:val="1"/>
+                  <w14:checkedState w14:val="2612" w14:font="MS Gothic"/>
+                  <w14:uncheckedState w14:val="2610" w14:font="MS Gothic"/>
+                </w14:checkbox>
+              </w:sdtPr>
+              <w:sdtEndPr/>
+              <w:sdtContent>
+                <w:r>
+                  <w:rPr>
+                    <w:rFonts w:ascii="MS Gothic" w:eastAsia="MS Gothic" w:hAnsi="MS Gothic" w:hint="eastAsia"/>
+                  </w:rPr>
+                  <w:t>☒</w:t>
+                </w:r>
+              </w:sdtContent>
+            </w:sdt>
+          </w:p>
+        </w:tc>
+        <w:tc>
+          <w:tcPr>
+            <w:tcW w:w="1011" w:type="dxa"/>
+            <w:shd w:val="clear" w:color="auto" w:fill="FFF2CC"/>
+          </w:tcPr>
+          <w:p>
+            <w:pPr>
+              <w:jc w:val="center"/>
+            </w:pPr>
+            <w:sdt>
+              <w:sdtPr>
+                <w:id w:val="100010"/>
                 <w14:checkbox>
                   <w14:checked w14:val="0"/>
                   <w14:checkedState w14:val="2612" w14:font="MS Gothic"/>
                   <w14:uncheckedState w14:val="2610" w14:font="MS Gothic"/>
                 </w14:checkbox>
               </w:sdtPr>
+              <w:sdtEndPr/>
               <w:sdtContent>
                 <w:r>
                   <w:rPr>
@@ -5851,6 +6055,49 @@
             </w:sdt>
           </w:p>
         </w:tc>
+      </w:tr>
+      <w:tr>
+        <w:trPr>
+          <w:jc w:val="center"/>
+        </w:trPr>
+        <w:tc>
+          <w:tcPr>
+            <w:tcW w:w="4136" w:type="dxa"/>
+          </w:tcPr>
+          <w:p>
+            <w:pPr>
+              <w:rPr>
+                <w:rFonts w:ascii="Browallia New" w:eastAsia="Browallia New" w:hAnsi="Browallia New" w:cs="Browallia New"/>
+                <w:szCs w:val="22"/>
+                <w:lang w:bidi="th-TH"/>
+              </w:rPr>
+            </w:pPr>
+            <w:r>
+              <w:rPr>
+                <w:rFonts w:ascii="Browallia New" w:eastAsia="Browallia New" w:hAnsi="Browallia New" w:cs="Browallia New"/>
+                <w:szCs w:val="22"/>
+              </w:rPr>
+              <w:lastRenderedPageBreak/>
+              <w:t xml:space="preserve">มุ่งเน้นลูกค้า </w:t>
+            </w:r>
+          </w:p>
+          <w:p>
+            <w:pPr>
+              <w:rPr>
+                <w:rFonts w:ascii="Browallia New" w:eastAsia="Browallia New" w:hAnsi="Browallia New" w:cs="Browallia New"/>
+                <w:szCs w:val="22"/>
+                <w:lang w:bidi="th-TH"/>
+              </w:rPr>
+            </w:pPr>
+            <w:r>
+              <w:rPr>
+                <w:rFonts w:ascii="Browallia New" w:eastAsia="Browallia New" w:hAnsi="Browallia New" w:cs="Browallia New"/>
+                <w:szCs w:val="22"/>
+              </w:rPr>
+              <w:t>Customer Focus</w:t>
+            </w:r>
+          </w:p>
+        </w:tc>
         <w:tc>
           <w:tcPr>
             <w:tcW w:w="1011" w:type="dxa"/>
@@ -5862,13 +6109,14 @@
             </w:pPr>
             <w:sdt>
               <w:sdtPr>
-                <w:id w:val="100009"/>
+                <w:id w:val="100011"/>
                 <w14:checkbox>
                   <w14:checked w14:val="0"/>
                   <w14:checkedState w14:val="2612" w14:font="MS Gothic"/>
                   <w14:uncheckedState w14:val="2610" w14:font="MS Gothic"/>
                 </w14:checkbox>
               </w:sdtPr>
+              <w:sdtEndPr/>
               <w:sdtContent>
                 <w:r>
                   <w:rPr>
@@ -5892,13 +6140,14 @@
             </w:pPr>
             <w:sdt>
               <w:sdtPr>
-                <w:id w:val="100010"/>
+                <w:id w:val="100012"/>
                 <w14:checkbox>
                   <w14:checked w14:val="0"/>
                   <w14:checkedState w14:val="2612" w14:font="MS Gothic"/>
                   <w14:uncheckedState w14:val="2610" w14:font="MS Gothic"/>
                 </w14:checkbox>
               </w:sdtPr>
+              <w:sdtEndPr/>
               <w:sdtContent>
                 <w:r>
                   <w:rPr>
@@ -5911,48 +6160,6 @@
             </w:sdt>
           </w:p>
         </w:tc>
-      </w:tr>
-      <w:tr>
-        <w:trPr>
-          <w:jc w:val="center"/>
-        </w:trPr>
-        <w:tc>
-          <w:tcPr>
-            <w:tcW w:w="4136" w:type="dxa"/>
-          </w:tcPr>
-          <w:p>
-            <w:pPr>
-              <w:rPr>
-                <w:rFonts w:ascii="Browallia New" w:eastAsia="Browallia New" w:hAnsi="Browallia New" w:cs="Browallia New"/>
-                <w:szCs w:val="22"/>
-                <w:lang w:bidi="th-TH"/>
-              </w:rPr>
-            </w:pPr>
-            <w:r>
-              <w:rPr>
-                <w:rFonts w:ascii="Browallia New" w:eastAsia="Browallia New" w:hAnsi="Browallia New" w:cs="Browallia New"/>
-                <w:szCs w:val="22"/>
-              </w:rPr>
-              <w:t xml:space="preserve">มุ่งเน้นลูกค้า </w:t>
-            </w:r>
-          </w:p>
-          <w:p>
-            <w:pPr>
-              <w:rPr>
-                <w:rFonts w:ascii="Browallia New" w:eastAsia="Browallia New" w:hAnsi="Browallia New" w:cs="Browallia New"/>
-                <w:szCs w:val="22"/>
-                <w:lang w:bidi="th-TH"/>
-              </w:rPr>
-            </w:pPr>
-            <w:r>
-              <w:rPr>
-                <w:rFonts w:ascii="Browallia New" w:eastAsia="Browallia New" w:hAnsi="Browallia New" w:cs="Browallia New"/>
-                <w:szCs w:val="22"/>
-              </w:rPr>
-              <w:t>Customer Focus</w:t>
-            </w:r>
-          </w:p>
-        </w:tc>
         <w:tc>
           <w:tcPr>
             <w:tcW w:w="1011" w:type="dxa"/>
@@ -5964,13 +6171,14 @@
             </w:pPr>
             <w:sdt>
               <w:sdtPr>
-                <w:id w:val="100011"/>
+                <w:id w:val="100013"/>
                 <w14:checkbox>
                   <w14:checked w14:val="0"/>
                   <w14:checkedState w14:val="2612" w14:font="MS Gothic"/>
                   <w14:uncheckedState w14:val="2610" w14:font="MS Gothic"/>
                 </w14:checkbox>
               </w:sdtPr>
+              <w:sdtEndPr/>
               <w:sdtContent>
                 <w:r>
                   <w:rPr>
@@ -5994,13 +6202,44 @@
             </w:pPr>
             <w:sdt>
               <w:sdtPr>
-                <w:id w:val="100012"/>
+                <w:id w:val="100014"/>
+                <w14:checkbox>
+                  <w14:checked w14:val="1"/>
+                  <w14:checkedState w14:val="2612" w14:font="MS Gothic"/>
+                  <w14:uncheckedState w14:val="2610" w14:font="MS Gothic"/>
+                </w14:checkbox>
+              </w:sdtPr>
+              <w:sdtEndPr/>
+              <w:sdtContent>
+                <w:r>
+                  <w:rPr>
+                    <w:rFonts w:ascii="MS Gothic" w:eastAsia="MS Gothic" w:hAnsi="MS Gothic" w:hint="eastAsia"/>
+                  </w:rPr>
+                  <w:t>☒</w:t>
+                </w:r>
+              </w:sdtContent>
+            </w:sdt>
+          </w:p>
+        </w:tc>
+        <w:tc>
+          <w:tcPr>
+            <w:tcW w:w="1011" w:type="dxa"/>
+            <w:shd w:val="clear" w:color="auto" w:fill="FFF2CC"/>
+          </w:tcPr>
+          <w:p>
+            <w:pPr>
+              <w:jc w:val="center"/>
+            </w:pPr>
+            <w:sdt>
+              <w:sdtPr>
+                <w:id w:val="100015"/>
                 <w14:checkbox>
                   <w14:checked w14:val="0"/>
                   <w14:checkedState w14:val="2612" w14:font="MS Gothic"/>
                   <w14:uncheckedState w14:val="2610" w14:font="MS Gothic"/>
                 </w14:checkbox>
               </w:sdtPr>
+              <w:sdtEndPr/>
               <w:sdtContent>
                 <w:r>
                   <w:rPr>
@@ -6013,6 +6252,30 @@
             </w:sdt>
           </w:p>
         </w:tc>
+      </w:tr>
+      <w:tr>
+        <w:trPr>
+          <w:jc w:val="center"/>
+        </w:trPr>
+        <w:tc>
+          <w:tcPr>
+            <w:tcW w:w="4136" w:type="dxa"/>
+          </w:tcPr>
+          <w:p>
+            <w:pPr>
+              <w:rPr>
+                <w:szCs w:val="22"/>
+              </w:rPr>
+            </w:pPr>
+            <w:r>
+              <w:rPr>
+                <w:rFonts w:ascii="Browallia New" w:eastAsia="Browallia New" w:hAnsi="Browallia New" w:cs="Browallia New"/>
+                <w:szCs w:val="22"/>
+              </w:rPr>
+              <w:t>คิดวิเคราะห์และการแก้ไขปัญหาอย่างเป็นระบบ Analytical &amp; Problem-Solving Thinking</w:t>
+            </w:r>
+          </w:p>
+        </w:tc>
         <w:tc>
           <w:tcPr>
             <w:tcW w:w="1011" w:type="dxa"/>
@@ -6024,13 +6287,14 @@
             </w:pPr>
             <w:sdt>
               <w:sdtPr>
-                <w:id w:val="100013"/>
+                <w:id w:val="100016"/>
                 <w14:checkbox>
                   <w14:checked w14:val="0"/>
                   <w14:checkedState w14:val="2612" w14:font="MS Gothic"/>
                   <w14:uncheckedState w14:val="2610" w14:font="MS Gothic"/>
                 </w14:checkbox>
               </w:sdtPr>
+              <w:sdtEndPr/>
               <w:sdtContent>
                 <w:r>
                   <w:rPr>
@@ -6054,13 +6318,14 @@
             </w:pPr>
             <w:sdt>
               <w:sdtPr>
-                <w:id w:val="100014"/>
+                <w:id w:val="100017"/>
                 <w14:checkbox>
                   <w14:checked w14:val="0"/>
                   <w14:checkedState w14:val="2612" w14:font="MS Gothic"/>
                   <w14:uncheckedState w14:val="2610" w14:font="MS Gothic"/>
                 </w14:checkbox>
               </w:sdtPr>
+              <w:sdtEndPr/>
               <w:sdtContent>
                 <w:r>
                   <w:rPr>
@@ -6084,13 +6349,14 @@
             </w:pPr>
             <w:sdt>
               <w:sdtPr>
-                <w:id w:val="100015"/>
+                <w:id w:val="100018"/>
                 <w14:checkbox>
                   <w14:checked w14:val="0"/>
                   <w14:checkedState w14:val="2612" w14:font="MS Gothic"/>
                   <w14:uncheckedState w14:val="2610" w14:font="MS Gothic"/>
                 </w14:checkbox>
               </w:sdtPr>
+              <w:sdtEndPr/>
               <w:sdtContent>
                 <w:r>
                   <w:rPr>
@@ -6103,30 +6369,6 @@
             </w:sdt>
           </w:p>
         </w:tc>
-      </w:tr>
-      <w:tr>
-        <w:trPr>
-          <w:jc w:val="center"/>
-        </w:trPr>
-        <w:tc>
-          <w:tcPr>
-            <w:tcW w:w="4136" w:type="dxa"/>
-          </w:tcPr>
-          <w:p>
-            <w:pPr>
-              <w:rPr>
-                <w:szCs w:val="22"/>
-              </w:rPr>
-            </w:pPr>
-            <w:r>
-              <w:rPr>
-                <w:rFonts w:ascii="Browallia New" w:eastAsia="Browallia New" w:hAnsi="Browallia New" w:cs="Browallia New"/>
-                <w:szCs w:val="22"/>
-              </w:rPr>
-              <w:t>คิดวิเคราะห์และการแก้ไขปัญหาอย่างเป็นระบบ Analytical &amp; Problem-Solving Thinking</w:t>
-            </w:r>
-          </w:p>
-        </w:tc>
         <w:tc>
           <w:tcPr>
             <w:tcW w:w="1011" w:type="dxa"/>
@@ -6138,13 +6380,44 @@
             </w:pPr>
             <w:sdt>
               <w:sdtPr>
-                <w:id w:val="100016"/>
+                <w:id w:val="100019"/>
+                <w14:checkbox>
+                  <w14:checked w14:val="1"/>
+                  <w14:checkedState w14:val="2612" w14:font="MS Gothic"/>
+                  <w14:uncheckedState w14:val="2610" w14:font="MS Gothic"/>
+                </w14:checkbox>
+              </w:sdtPr>
+              <w:sdtEndPr/>
+              <w:sdtContent>
+                <w:r>
+                  <w:rPr>
+                    <w:rFonts w:ascii="MS Gothic" w:eastAsia="MS Gothic" w:hAnsi="MS Gothic" w:hint="eastAsia"/>
+                  </w:rPr>
+                  <w:t>☒</w:t>
+                </w:r>
+              </w:sdtContent>
+            </w:sdt>
+          </w:p>
+        </w:tc>
+        <w:tc>
+          <w:tcPr>
+            <w:tcW w:w="1011" w:type="dxa"/>
+            <w:shd w:val="clear" w:color="auto" w:fill="FFF2CC"/>
+          </w:tcPr>
+          <w:p>
+            <w:pPr>
+              <w:jc w:val="center"/>
+            </w:pPr>
+            <w:sdt>
+              <w:sdtPr>
+                <w:id w:val="100020"/>
                 <w14:checkbox>
                   <w14:checked w14:val="0"/>
                   <w14:checkedState w14:val="2612" w14:font="MS Gothic"/>
                   <w14:uncheckedState w14:val="2610" w14:font="MS Gothic"/>
                 </w14:checkbox>
               </w:sdtPr>
+              <w:sdtEndPr/>
               <w:sdtContent>
                 <w:r>
                   <w:rPr>
@@ -6157,6 +6430,46 @@
             </w:sdt>
           </w:p>
         </w:tc>
+      </w:tr>
+      <w:tr>
+        <w:trPr>
+          <w:jc w:val="center"/>
+        </w:trPr>
+        <w:tc>
+          <w:tcPr>
+            <w:tcW w:w="4136" w:type="dxa"/>
+          </w:tcPr>
+          <w:p>
+            <w:pPr>
+              <w:rPr>
+                <w:rFonts w:ascii="Browallia New" w:eastAsia="Browallia New" w:hAnsi="Browallia New" w:cs="Browallia New"/>
+                <w:szCs w:val="22"/>
+                <w:lang w:bidi="th-TH"/>
+              </w:rPr>
+            </w:pPr>
+            <w:r>
+              <w:rPr>
+                <w:rFonts w:ascii="Browallia New" w:eastAsia="Browallia New" w:hAnsi="Browallia New" w:cs="Browallia New"/>
+                <w:szCs w:val="22"/>
+              </w:rPr>
+              <w:t xml:space="preserve">ความฉลาดทางดิจิทัล </w:t>
+            </w:r>
+          </w:p>
+          <w:p>
+            <w:pPr>
+              <w:rPr>
+                <w:szCs w:val="22"/>
+              </w:rPr>
+            </w:pPr>
+            <w:r>
+              <w:rPr>
+                <w:rFonts w:ascii="Browallia New" w:eastAsia="Browallia New" w:hAnsi="Browallia New" w:cs="Browallia New"/>
+                <w:szCs w:val="22"/>
+              </w:rPr>
+              <w:t>Digital Intelligence Quotient (DQ)</w:t>
+            </w:r>
+          </w:p>
+        </w:tc>
         <w:tc>
           <w:tcPr>
             <w:tcW w:w="1011" w:type="dxa"/>
@@ -6168,13 +6481,14 @@
             </w:pPr>
             <w:sdt>
               <w:sdtPr>
-                <w:id w:val="100017"/>
+                <w:id w:val="100021"/>
                 <w14:checkbox>
                   <w14:checked w14:val="0"/>
                   <w14:checkedState w14:val="2612" w14:font="MS Gothic"/>
                   <w14:uncheckedState w14:val="2610" w14:font="MS Gothic"/>
                 </w14:checkbox>
               </w:sdtPr>
+              <w:sdtEndPr/>
               <w:sdtContent>
                 <w:r>
                   <w:rPr>
@@ -6198,13 +6512,14 @@
             </w:pPr>
             <w:sdt>
               <w:sdtPr>
-                <w:id w:val="100018"/>
+                <w:id w:val="100022"/>
                 <w14:checkbox>
                   <w14:checked w14:val="0"/>
                   <w14:checkedState w14:val="2612" w14:font="MS Gothic"/>
                   <w14:uncheckedState w14:val="2610" w14:font="MS Gothic"/>
                 </w14:checkbox>
               </w:sdtPr>
+              <w:sdtEndPr/>
               <w:sdtContent>
                 <w:r>
                   <w:rPr>
@@ -6228,13 +6543,14 @@
             </w:pPr>
             <w:sdt>
               <w:sdtPr>
-                <w:id w:val="100019"/>
+                <w:id w:val="100023"/>
                 <w14:checkbox>
                   <w14:checked w14:val="0"/>
                   <w14:checkedState w14:val="2612" w14:font="MS Gothic"/>
                   <w14:uncheckedState w14:val="2610" w14:font="MS Gothic"/>
                 </w14:checkbox>
               </w:sdtPr>
+              <w:sdtEndPr/>
               <w:sdtContent>
                 <w:r>
                   <w:rPr>
@@ -6258,13 +6574,44 @@
             </w:pPr>
             <w:sdt>
               <w:sdtPr>
-                <w:id w:val="100020"/>
+                <w:id w:val="100024"/>
+                <w14:checkbox>
+                  <w14:checked w14:val="1"/>
+                  <w14:checkedState w14:val="2612" w14:font="MS Gothic"/>
+                  <w14:uncheckedState w14:val="2610" w14:font="MS Gothic"/>
+                </w14:checkbox>
+              </w:sdtPr>
+              <w:sdtEndPr/>
+              <w:sdtContent>
+                <w:r>
+                  <w:rPr>
+                    <w:rFonts w:ascii="MS Gothic" w:eastAsia="MS Gothic" w:hAnsi="MS Gothic" w:hint="eastAsia"/>
+                  </w:rPr>
+                  <w:t>☒</w:t>
+                </w:r>
+              </w:sdtContent>
+            </w:sdt>
+          </w:p>
+        </w:tc>
+        <w:tc>
+          <w:tcPr>
+            <w:tcW w:w="1011" w:type="dxa"/>
+            <w:shd w:val="clear" w:color="auto" w:fill="FFF2CC"/>
+          </w:tcPr>
+          <w:p>
+            <w:pPr>
+              <w:jc w:val="center"/>
+            </w:pPr>
+            <w:sdt>
+              <w:sdtPr>
+                <w:id w:val="100025"/>
                 <w14:checkbox>
                   <w14:checked w14:val="0"/>
                   <w14:checkedState w14:val="2612" w14:font="MS Gothic"/>
                   <w14:uncheckedState w14:val="2610" w14:font="MS Gothic"/>
                 </w14:checkbox>
               </w:sdtPr>
+              <w:sdtEndPr/>
               <w:sdtContent>
                 <w:r>
                   <w:rPr>
@@ -6299,13 +6646,15 @@
                 <w:rFonts w:ascii="Browallia New" w:eastAsia="Browallia New" w:hAnsi="Browallia New" w:cs="Browallia New"/>
                 <w:szCs w:val="22"/>
               </w:rPr>
-              <w:t xml:space="preserve">ความฉลาดทางดิจิทัล </w:t>
-            </w:r>
-          </w:p>
-          <w:p>
-            <w:pPr>
-              <w:rPr>
+              <w:t xml:space="preserve">การปรับตัว </w:t>
+            </w:r>
+          </w:p>
+          <w:p>
+            <w:pPr>
+              <w:rPr>
+                <w:rFonts w:ascii="Browallia New" w:eastAsia="Browallia New" w:hAnsi="Browallia New" w:cs="Browallia New"/>
                 <w:szCs w:val="22"/>
+                <w:lang w:bidi="th-TH"/>
               </w:rPr>
             </w:pPr>
             <w:r>
@@ -6313,8 +6662,7 @@
                 <w:rFonts w:ascii="Browallia New" w:eastAsia="Browallia New" w:hAnsi="Browallia New" w:cs="Browallia New"/>
                 <w:szCs w:val="22"/>
               </w:rPr>
-              <w:lastRenderedPageBreak/>
-              <w:t>Digital Intelligence Quotient (DQ)</w:t>
+              <w:t>Adaptability</w:t>
             </w:r>
           </w:p>
         </w:tc>
@@ -6329,13 +6677,14 @@
             </w:pPr>
             <w:sdt>
               <w:sdtPr>
-                <w:id w:val="100021"/>
+                <w:id w:val="100026"/>
                 <w14:checkbox>
                   <w14:checked w14:val="0"/>
                   <w14:checkedState w14:val="2612" w14:font="MS Gothic"/>
                   <w14:uncheckedState w14:val="2610" w14:font="MS Gothic"/>
                 </w14:checkbox>
               </w:sdtPr>
+              <w:sdtEndPr/>
               <w:sdtContent>
                 <w:r>
                   <w:rPr>
@@ -6359,13 +6708,14 @@
             </w:pPr>
             <w:sdt>
               <w:sdtPr>
-                <w:id w:val="100022"/>
+                <w:id w:val="100027"/>
                 <w14:checkbox>
                   <w14:checked w14:val="0"/>
                   <w14:checkedState w14:val="2612" w14:font="MS Gothic"/>
                   <w14:uncheckedState w14:val="2610" w14:font="MS Gothic"/>
                 </w14:checkbox>
               </w:sdtPr>
+              <w:sdtEndPr/>
               <w:sdtContent>
                 <w:r>
                   <w:rPr>
@@ -6389,13 +6739,14 @@
             </w:pPr>
             <w:sdt>
               <w:sdtPr>
-                <w:id w:val="100023"/>
+                <w:id w:val="100028"/>
                 <w14:checkbox>
                   <w14:checked w14:val="0"/>
                   <w14:checkedState w14:val="2612" w14:font="MS Gothic"/>
                   <w14:uncheckedState w14:val="2610" w14:font="MS Gothic"/>
                 </w14:checkbox>
               </w:sdtPr>
+              <w:sdtEndPr/>
               <w:sdtContent>
                 <w:r>
                   <w:rPr>
@@ -6419,13 +6770,114 @@
             </w:pPr>
             <w:sdt>
               <w:sdtPr>
-                <w:id w:val="100024"/>
+                <w:id w:val="100029"/>
+                <w14:checkbox>
+                  <w14:checked w14:val="1"/>
+                  <w14:checkedState w14:val="2612" w14:font="MS Gothic"/>
+                  <w14:uncheckedState w14:val="2610" w14:font="MS Gothic"/>
+                </w14:checkbox>
+              </w:sdtPr>
+              <w:sdtEndPr/>
+              <w:sdtContent>
+                <w:r>
+                  <w:rPr>
+                    <w:rFonts w:ascii="MS Gothic" w:eastAsia="MS Gothic" w:hAnsi="MS Gothic" w:hint="eastAsia"/>
+                  </w:rPr>
+                  <w:t>☒</w:t>
+                </w:r>
+              </w:sdtContent>
+            </w:sdt>
+          </w:p>
+        </w:tc>
+        <w:tc>
+          <w:tcPr>
+            <w:tcW w:w="1011" w:type="dxa"/>
+            <w:shd w:val="clear" w:color="auto" w:fill="FFF2CC"/>
+          </w:tcPr>
+          <w:p>
+            <w:pPr>
+              <w:jc w:val="center"/>
+            </w:pPr>
+            <w:sdt>
+              <w:sdtPr>
+                <w:id w:val="100030"/>
                 <w14:checkbox>
                   <w14:checked w14:val="0"/>
                   <w14:checkedState w14:val="2612" w14:font="MS Gothic"/>
                   <w14:uncheckedState w14:val="2610" w14:font="MS Gothic"/>
                 </w14:checkbox>
               </w:sdtPr>
+              <w:sdtEndPr/>
+              <w:sdtContent>
+                <w:r>
+                  <w:rPr>
+                    <w:rFonts w:ascii="MS Gothic" w:eastAsia="MS Gothic" w:hAnsi="MS Gothic" w:hint="eastAsia"/>
+                  </w:rPr>
+                  <w:t>☐</w:t>
+                </w:r>
+              </w:sdtContent>
+            </w:sdt>
+          </w:p>
+        </w:tc>
+      </w:tr>
+      <w:tr>
+        <w:trPr>
+          <w:jc w:val="center"/>
+        </w:trPr>
+        <w:tc>
+          <w:tcPr>
+            <w:tcW w:w="4136" w:type="dxa"/>
+          </w:tcPr>
+          <w:p>
+            <w:pPr>
+              <w:rPr>
+                <w:rFonts w:ascii="Browallia New" w:eastAsia="Browallia New" w:hAnsi="Browallia New" w:cs="Browallia New"/>
+                <w:szCs w:val="22"/>
+                <w:lang w:bidi="th-TH"/>
+              </w:rPr>
+            </w:pPr>
+            <w:r>
+              <w:rPr>
+                <w:rFonts w:ascii="Browallia New" w:eastAsia="Browallia New" w:hAnsi="Browallia New" w:cs="Browallia New"/>
+                <w:szCs w:val="22"/>
+              </w:rPr>
+              <w:t xml:space="preserve">ความริเริ่มสร้างสรรค์ </w:t>
+            </w:r>
+          </w:p>
+          <w:p>
+            <w:pPr>
+              <w:rPr>
+                <w:szCs w:val="22"/>
+              </w:rPr>
+            </w:pPr>
+            <w:r>
+              <w:rPr>
+                <w:rFonts w:ascii="Browallia New" w:eastAsia="Browallia New" w:hAnsi="Browallia New" w:cs="Browallia New"/>
+                <w:szCs w:val="22"/>
+              </w:rPr>
+              <w:t>Initiative</w:t>
+            </w:r>
+          </w:p>
+        </w:tc>
+        <w:tc>
+          <w:tcPr>
+            <w:tcW w:w="1011" w:type="dxa"/>
+            <w:shd w:val="clear" w:color="auto" w:fill="FFF2CC"/>
+          </w:tcPr>
+          <w:p>
+            <w:pPr>
+              <w:jc w:val="center"/>
+            </w:pPr>
+            <w:sdt>
+              <w:sdtPr>
+                <w:id w:val="100031"/>
+                <w14:checkbox>
+                  <w14:checked w14:val="0"/>
+                  <w14:checkedState w14:val="2612" w14:font="MS Gothic"/>
+                  <w14:uncheckedState w14:val="2610" w14:font="MS Gothic"/>
+                </w14:checkbox>
+              </w:sdtPr>
+              <w:sdtEndPr/>
               <w:sdtContent>
                 <w:r>
                   <w:rPr>
@@ -6449,13 +6901,14 @@
             </w:pPr>
             <w:sdt>
               <w:sdtPr>
-                <w:id w:val="100025"/>
+                <w:id w:val="100032"/>
                 <w14:checkbox>
                   <w14:checked w14:val="0"/>
                   <w14:checkedState w14:val="2612" w14:font="MS Gothic"/>
                   <w14:uncheckedState w14:val="2610" w14:font="MS Gothic"/>
                 </w14:checkbox>
               </w:sdtPr>
+              <w:sdtEndPr/>
               <w:sdtContent>
                 <w:r>
                   <w:rPr>
@@ -6468,48 +6921,6 @@
             </w:sdt>
           </w:p>
         </w:tc>
-      </w:tr>
-      <w:tr>
-        <w:trPr>
-          <w:jc w:val="center"/>
-        </w:trPr>
-        <w:tc>
-          <w:tcPr>
-            <w:tcW w:w="4136" w:type="dxa"/>
-          </w:tcPr>
-          <w:p>
-            <w:pPr>
-              <w:rPr>
-                <w:rFonts w:ascii="Browallia New" w:eastAsia="Browallia New" w:hAnsi="Browallia New" w:cs="Browallia New"/>
-                <w:szCs w:val="22"/>
-                <w:lang w:bidi="th-TH"/>
-              </w:rPr>
-            </w:pPr>
-            <w:r>
-              <w:rPr>
-                <w:rFonts w:ascii="Browallia New" w:eastAsia="Browallia New" w:hAnsi="Browallia New" w:cs="Browallia New"/>
-                <w:szCs w:val="22"/>
-              </w:rPr>
-              <w:t xml:space="preserve">การปรับตัว </w:t>
-            </w:r>
-          </w:p>
-          <w:p>
-            <w:pPr>
-              <w:rPr>
-                <w:rFonts w:ascii="Browallia New" w:eastAsia="Browallia New" w:hAnsi="Browallia New" w:cs="Browallia New"/>
-                <w:szCs w:val="22"/>
-                <w:lang w:bidi="th-TH"/>
-              </w:rPr>
-            </w:pPr>
-            <w:r>
-              <w:rPr>
-                <w:rFonts w:ascii="Browallia New" w:eastAsia="Browallia New" w:hAnsi="Browallia New" w:cs="Browallia New"/>
-                <w:szCs w:val="22"/>
-              </w:rPr>
-              <w:t>Adaptability</w:t>
-            </w:r>
-          </w:p>
-        </w:tc>
         <w:tc>
           <w:tcPr>
             <w:tcW w:w="1011" w:type="dxa"/>
@@ -6521,13 +6932,14 @@
             </w:pPr>
             <w:sdt>
               <w:sdtPr>
-                <w:id w:val="100026"/>
+                <w:id w:val="100033"/>
                 <w14:checkbox>
                   <w14:checked w14:val="0"/>
                   <w14:checkedState w14:val="2612" w14:font="MS Gothic"/>
                   <w14:uncheckedState w14:val="2610" w14:font="MS Gothic"/>
                 </w14:checkbox>
               </w:sdtPr>
+              <w:sdtEndPr/>
               <w:sdtContent>
                 <w:r>
                   <w:rPr>
@@ -6551,103 +6963,44 @@
             </w:pPr>
             <w:sdt>
               <w:sdtPr>
-                <w:id w:val="100027"/>
+                <w:id w:val="100034"/>
+                <w14:checkbox>
+                  <w14:checked w14:val="1"/>
+                  <w14:checkedState w14:val="2612" w14:font="MS Gothic"/>
+                  <w14:uncheckedState w14:val="2610" w14:font="MS Gothic"/>
+                </w14:checkbox>
+              </w:sdtPr>
+              <w:sdtEndPr/>
+              <w:sdtContent>
+                <w:r>
+                  <w:rPr>
+                    <w:rFonts w:ascii="MS Gothic" w:eastAsia="MS Gothic" w:hAnsi="MS Gothic" w:hint="eastAsia"/>
+                  </w:rPr>
+                  <w:t>☒</w:t>
+                </w:r>
+              </w:sdtContent>
+            </w:sdt>
+          </w:p>
+        </w:tc>
+        <w:tc>
+          <w:tcPr>
+            <w:tcW w:w="1011" w:type="dxa"/>
+            <w:shd w:val="clear" w:color="auto" w:fill="FFF2CC"/>
+          </w:tcPr>
+          <w:p>
+            <w:pPr>
+              <w:jc w:val="center"/>
+            </w:pPr>
+            <w:sdt>
+              <w:sdtPr>
+                <w:id w:val="100035"/>
                 <w14:checkbox>
                   <w14:checked w14:val="0"/>
                   <w14:checkedState w14:val="2612" w14:font="MS Gothic"/>
                   <w14:uncheckedState w14:val="2610" w14:font="MS Gothic"/>
                 </w14:checkbox>
               </w:sdtPr>
-              <w:sdtContent>
-                <w:r>
-                  <w:rPr>
-                    <w:rFonts w:ascii="MS Gothic" w:eastAsia="MS Gothic" w:hAnsi="MS Gothic" w:hint="eastAsia"/>
-                    <w:sz w:val="28"/>
-                  </w:rPr>
-                  <w:t>☐</w:t>
-                </w:r>
-              </w:sdtContent>
-            </w:sdt>
-          </w:p>
-        </w:tc>
-        <w:tc>
-          <w:tcPr>
-            <w:tcW w:w="1011" w:type="dxa"/>
-            <w:shd w:val="clear" w:color="auto" w:fill="FFF2CC"/>
-          </w:tcPr>
-          <w:p>
-            <w:pPr>
-              <w:jc w:val="center"/>
-            </w:pPr>
-            <w:sdt>
-              <w:sdtPr>
-                <w:id w:val="100028"/>
-                <w14:checkbox>
-                  <w14:checked w14:val="0"/>
-                  <w14:checkedState w14:val="2612" w14:font="MS Gothic"/>
-                  <w14:uncheckedState w14:val="2610" w14:font="MS Gothic"/>
-                </w14:checkbox>
-              </w:sdtPr>
-              <w:sdtContent>
-                <w:r>
-                  <w:rPr>
-                    <w:rFonts w:ascii="MS Gothic" w:eastAsia="MS Gothic" w:hAnsi="MS Gothic" w:hint="eastAsia"/>
-                    <w:sz w:val="28"/>
-                  </w:rPr>
-                  <w:t>☐</w:t>
-                </w:r>
-              </w:sdtContent>
-            </w:sdt>
-          </w:p>
-        </w:tc>
-        <w:tc>
-          <w:tcPr>
-            <w:tcW w:w="1011" w:type="dxa"/>
-            <w:shd w:val="clear" w:color="auto" w:fill="FFF2CC"/>
-          </w:tcPr>
-          <w:p>
-            <w:pPr>
-              <w:jc w:val="center"/>
-            </w:pPr>
-            <w:sdt>
-              <w:sdtPr>
-                <w:id w:val="100029"/>
-                <w14:checkbox>
-                  <w14:checked w14:val="0"/>
-                  <w14:checkedState w14:val="2612" w14:font="MS Gothic"/>
-                  <w14:uncheckedState w14:val="2610" w14:font="MS Gothic"/>
-                </w14:checkbox>
-              </w:sdtPr>
-              <w:sdtContent>
-                <w:r>
-                  <w:rPr>
-                    <w:rFonts w:ascii="MS Gothic" w:eastAsia="MS Gothic" w:hAnsi="MS Gothic" w:hint="eastAsia"/>
-                    <w:sz w:val="28"/>
-                  </w:rPr>
-                  <w:t>☐</w:t>
-                </w:r>
-              </w:sdtContent>
-            </w:sdt>
-          </w:p>
-        </w:tc>
-        <w:tc>
-          <w:tcPr>
-            <w:tcW w:w="1011" w:type="dxa"/>
-            <w:shd w:val="clear" w:color="auto" w:fill="FFF2CC"/>
-          </w:tcPr>
-          <w:p>
-            <w:pPr>
-              <w:jc w:val="center"/>
-            </w:pPr>
-            <w:sdt>
-              <w:sdtPr>
-                <w:id w:val="100030"/>
-                <w14:checkbox>
-                  <w14:checked w14:val="0"/>
-                  <w14:checkedState w14:val="2612" w14:font="MS Gothic"/>
-                  <w14:uncheckedState w14:val="2610" w14:font="MS Gothic"/>
-                </w14:checkbox>
-              </w:sdtPr>
+              <w:sdtEndPr/>
               <w:sdtContent>
                 <w:r>
                   <w:rPr>
@@ -6660,195 +7013,6 @@
           </w:p>
         </w:tc>
       </w:tr>
-      <w:tr>
-        <w:trPr>
-          <w:jc w:val="center"/>
-        </w:trPr>
-        <w:tc>
-          <w:tcPr>
-            <w:tcW w:w="4136" w:type="dxa"/>
-          </w:tcPr>
-          <w:p>
-            <w:pPr>
-              <w:rPr>
-                <w:rFonts w:ascii="Browallia New" w:eastAsia="Browallia New" w:hAnsi="Browallia New" w:cs="Browallia New"/>
-                <w:szCs w:val="22"/>
-                <w:lang w:bidi="th-TH"/>
-              </w:rPr>
-            </w:pPr>
-            <w:r>
-              <w:rPr>
-                <w:rFonts w:ascii="Browallia New" w:eastAsia="Browallia New" w:hAnsi="Browallia New" w:cs="Browallia New"/>
-                <w:szCs w:val="22"/>
-              </w:rPr>
-              <w:t xml:space="preserve">ความริเริ่มสร้างสรรค์ </w:t>
-            </w:r>
-          </w:p>
-          <w:p>
-            <w:pPr>
-              <w:rPr>
-                <w:szCs w:val="22"/>
-              </w:rPr>
-            </w:pPr>
-            <w:r>
-              <w:rPr>
-                <w:rFonts w:ascii="Browallia New" w:eastAsia="Browallia New" w:hAnsi="Browallia New" w:cs="Browallia New"/>
-                <w:szCs w:val="22"/>
-              </w:rPr>
-              <w:t>Initiative</w:t>
-            </w:r>
-          </w:p>
-        </w:tc>
-        <w:tc>
-          <w:tcPr>
-            <w:tcW w:w="1011" w:type="dxa"/>
-            <w:shd w:val="clear" w:color="auto" w:fill="FFF2CC"/>
-          </w:tcPr>
-          <w:p>
-            <w:pPr>
-              <w:jc w:val="center"/>
-            </w:pPr>
-            <w:sdt>
-              <w:sdtPr>
-                <w:id w:val="100031"/>
-                <w14:checkbox>
-                  <w14:checked w14:val="0"/>
-                  <w14:checkedState w14:val="2612" w14:font="MS Gothic"/>
-                  <w14:uncheckedState w14:val="2610" w14:font="MS Gothic"/>
-                </w14:checkbox>
-              </w:sdtPr>
-              <w:sdtContent>
-                <w:r>
-                  <w:rPr>
-                    <w:rFonts w:ascii="MS Gothic" w:eastAsia="MS Gothic" w:hAnsi="MS Gothic" w:hint="eastAsia"/>
-                    <w:sz w:val="28"/>
-                  </w:rPr>
-                  <w:t>☐</w:t>
-                </w:r>
-              </w:sdtContent>
-            </w:sdt>
-          </w:p>
-        </w:tc>
-        <w:tc>
-          <w:tcPr>
-            <w:tcW w:w="1011" w:type="dxa"/>
-            <w:shd w:val="clear" w:color="auto" w:fill="FFF2CC"/>
-          </w:tcPr>
-          <w:p>
-            <w:pPr>
-              <w:jc w:val="center"/>
-            </w:pPr>
-            <w:sdt>
-              <w:sdtPr>
-                <w:id w:val="100032"/>
-                <w14:checkbox>
-                  <w14:checked w14:val="0"/>
-                  <w14:checkedState w14:val="2612" w14:font="MS Gothic"/>
-                  <w14:uncheckedState w14:val="2610" w14:font="MS Gothic"/>
-                </w14:checkbox>
-              </w:sdtPr>
-              <w:sdtContent>
-                <w:r>
-                  <w:rPr>
-                    <w:rFonts w:ascii="MS Gothic" w:eastAsia="MS Gothic" w:hAnsi="MS Gothic" w:hint="eastAsia"/>
-                    <w:sz w:val="28"/>
-                  </w:rPr>
-                  <w:t>☐</w:t>
-                </w:r>
-              </w:sdtContent>
-            </w:sdt>
-          </w:p>
-        </w:tc>
-        <w:tc>
-          <w:tcPr>
-            <w:tcW w:w="1011" w:type="dxa"/>
-            <w:shd w:val="clear" w:color="auto" w:fill="FFF2CC"/>
-          </w:tcPr>
-          <w:p>
-            <w:pPr>
-              <w:jc w:val="center"/>
-            </w:pPr>
-            <w:sdt>
-              <w:sdtPr>
-                <w:id w:val="100033"/>
-                <w14:checkbox>
-                  <w14:checked w14:val="0"/>
-                  <w14:checkedState w14:val="2612" w14:font="MS Gothic"/>
-                  <w14:uncheckedState w14:val="2610" w14:font="MS Gothic"/>
-                </w14:checkbox>
-              </w:sdtPr>
-              <w:sdtContent>
-                <w:r>
-                  <w:rPr>
-                    <w:rFonts w:ascii="MS Gothic" w:eastAsia="MS Gothic" w:hAnsi="MS Gothic" w:hint="eastAsia"/>
-                    <w:sz w:val="28"/>
-                  </w:rPr>
-                  <w:t>☐</w:t>
-                </w:r>
-              </w:sdtContent>
-            </w:sdt>
-          </w:p>
-        </w:tc>
-        <w:tc>
-          <w:tcPr>
-            <w:tcW w:w="1011" w:type="dxa"/>
-            <w:shd w:val="clear" w:color="auto" w:fill="FFF2CC"/>
-          </w:tcPr>
-          <w:p>
-            <w:pPr>
-              <w:jc w:val="center"/>
-            </w:pPr>
-            <w:sdt>
-              <w:sdtPr>
-                <w:id w:val="100034"/>
-                <w14:checkbox>
-                  <w14:checked w14:val="0"/>
-                  <w14:checkedState w14:val="2612" w14:font="MS Gothic"/>
-                  <w14:uncheckedState w14:val="2610" w14:font="MS Gothic"/>
-                </w14:checkbox>
-              </w:sdtPr>
-              <w:sdtContent>
-                <w:r>
-                  <w:rPr>
-                    <w:rFonts w:ascii="MS Gothic" w:eastAsia="MS Gothic" w:hAnsi="MS Gothic" w:hint="eastAsia"/>
-                    <w:sz w:val="28"/>
-                  </w:rPr>
-                  <w:t>☐</w:t>
-                </w:r>
-              </w:sdtContent>
-            </w:sdt>
-          </w:p>
-        </w:tc>
-        <w:tc>
-          <w:tcPr>
-            <w:tcW w:w="1011" w:type="dxa"/>
-            <w:shd w:val="clear" w:color="auto" w:fill="FFF2CC"/>
-          </w:tcPr>
-          <w:p>
-            <w:pPr>
-              <w:jc w:val="center"/>
-            </w:pPr>
-            <w:sdt>
-              <w:sdtPr>
-                <w:id w:val="100035"/>
-                <w14:checkbox>
-                  <w14:checked w14:val="0"/>
-                  <w14:checkedState w14:val="2612" w14:font="MS Gothic"/>
-                  <w14:uncheckedState w14:val="2610" w14:font="MS Gothic"/>
-                </w14:checkbox>
-              </w:sdtPr>
-              <w:sdtContent>
-                <w:r>
-                  <w:rPr>
-                    <w:rFonts w:ascii="MS Gothic" w:eastAsia="MS Gothic" w:hAnsi="MS Gothic" w:hint="eastAsia"/>
-                  </w:rPr>
-                  <w:t>☐</w:t>
-                </w:r>
-              </w:sdtContent>
-            </w:sdt>
-          </w:p>
-        </w:tc>
-      </w:tr>
     </w:tbl>
     <w:p>
       <w:pPr>
@@ -6862,7 +7026,15 @@
           <w:b/>
           <w:sz w:val="26"/>
         </w:rPr>
-        <w:t>4ค</w:t>
+        <w:t>4</w:t>
+      </w:r>
+      <w:r>
+        <w:rPr>
+          <w:rFonts w:ascii="Browallia New" w:eastAsia="Browallia New" w:hAnsi="Browallia New" w:cs="Browallia New"/>
+          <w:b/>
+          <w:sz w:val="26"/>
+        </w:rPr>
+        <w:t>ค</w:t>
       </w:r>
       <w:r>
         <w:rPr>
@@ -6880,7 +7052,15 @@
           <w:b/>
           <w:sz w:val="26"/>
         </w:rPr>
-        <w:t>(ii) ความรู้และทักษะเฉพาะสายงาน (Functional Knowledge &amp; Skills)</w:t>
+        <w:t xml:space="preserve">(ii) </w:t>
+      </w:r>
+      <w:r>
+        <w:rPr>
+          <w:rFonts w:ascii="Browallia New" w:eastAsia="Browallia New" w:hAnsi="Browallia New" w:cs="Browallia New"/>
+          <w:b/>
+          <w:sz w:val="26"/>
+        </w:rPr>
+        <w:t>ความรู้และทักษะเฉพาะสายงาน (Functional Knowledge &amp; Skills)</w:t>
       </w:r>
     </w:p>
     <w:tbl>
@@ -7140,6 +7320,7 @@
                   <w14:uncheckedState w14:val="2610" w14:font="MS Gothic"/>
                 </w14:checkbox>
               </w:sdtPr>
+              <w:sdtEndPr/>
               <w:sdtContent>
                 <w:r>
                   <w:rPr>
@@ -7170,6 +7351,7 @@
                   <w14:uncheckedState w14:val="2610" w14:font="MS Gothic"/>
                 </w14:checkbox>
               </w:sdtPr>
+              <w:sdtEndPr/>
               <w:sdtContent>
                 <w:r>
                   <w:rPr>
@@ -7200,6 +7382,7 @@
                   <w14:uncheckedState w14:val="2610" w14:font="MS Gothic"/>
                 </w14:checkbox>
               </w:sdtPr>
+              <w:sdtEndPr/>
               <w:sdtContent>
                 <w:r>
                   <w:rPr>
@@ -7230,6 +7413,7 @@
                   <w14:uncheckedState w14:val="2610" w14:font="MS Gothic"/>
                 </w14:checkbox>
               </w:sdtPr>
+              <w:sdtEndPr/>
               <w:sdtContent>
                 <w:r>
                   <w:rPr>
@@ -7259,6 +7443,7 @@
                   <w14:uncheckedState w14:val="2610" w14:font="MS Gothic"/>
                 </w14:checkbox>
               </w:sdtPr>
+              <w:sdtEndPr/>
               <w:sdtContent>
                 <w:r>
                   <w:rPr>
@@ -7312,6 +7497,7 @@
                   <w14:uncheckedState w14:val="2610" w14:font="MS Gothic"/>
                 </w14:checkbox>
               </w:sdtPr>
+              <w:sdtEndPr/>
               <w:sdtContent>
                 <w:r>
                   <w:rPr>
@@ -7342,6 +7528,7 @@
                   <w14:uncheckedState w14:val="2610" w14:font="MS Gothic"/>
                 </w14:checkbox>
               </w:sdtPr>
+              <w:sdtEndPr/>
               <w:sdtContent>
                 <w:r>
                   <w:rPr>
@@ -7372,6 +7559,7 @@
                   <w14:uncheckedState w14:val="2610" w14:font="MS Gothic"/>
                 </w14:checkbox>
               </w:sdtPr>
+              <w:sdtEndPr/>
               <w:sdtContent>
                 <w:r>
                   <w:rPr>
@@ -7402,6 +7590,7 @@
                   <w14:uncheckedState w14:val="2610" w14:font="MS Gothic"/>
                 </w14:checkbox>
               </w:sdtPr>
+              <w:sdtEndPr/>
               <w:sdtContent>
                 <w:r>
                   <w:rPr>
@@ -7431,6 +7620,7 @@
                   <w14:uncheckedState w14:val="2610" w14:font="MS Gothic"/>
                 </w14:checkbox>
               </w:sdtPr>
+              <w:sdtEndPr/>
               <w:sdtContent>
                 <w:r>
                   <w:rPr>
@@ -7484,6 +7674,7 @@
                   <w14:uncheckedState w14:val="2610" w14:font="MS Gothic"/>
                 </w14:checkbox>
               </w:sdtPr>
+              <w:sdtEndPr/>
               <w:sdtContent>
                 <w:r>
                   <w:rPr>
@@ -7514,6 +7705,7 @@
                   <w14:uncheckedState w14:val="2610" w14:font="MS Gothic"/>
                 </w14:checkbox>
               </w:sdtPr>
+              <w:sdtEndPr/>
               <w:sdtContent>
                 <w:r>
                   <w:rPr>
@@ -7544,6 +7736,7 @@
                   <w14:uncheckedState w14:val="2610" w14:font="MS Gothic"/>
                 </w14:checkbox>
               </w:sdtPr>
+              <w:sdtEndPr/>
               <w:sdtContent>
                 <w:r>
                   <w:rPr>
@@ -7574,6 +7767,7 @@
                   <w14:uncheckedState w14:val="2610" w14:font="MS Gothic"/>
                 </w14:checkbox>
               </w:sdtPr>
+              <w:sdtEndPr/>
               <w:sdtContent>
                 <w:r>
                   <w:rPr>
@@ -7603,6 +7797,7 @@
                   <w14:uncheckedState w14:val="2610" w14:font="MS Gothic"/>
                 </w14:checkbox>
               </w:sdtPr>
+              <w:sdtEndPr/>
               <w:sdtContent>
                 <w:r>
                   <w:rPr>
@@ -7661,6 +7856,7 @@
                   <w14:uncheckedState w14:val="2610" w14:font="MS Gothic"/>
                 </w14:checkbox>
               </w:sdtPr>
+              <w:sdtEndPr/>
               <w:sdtContent>
                 <w:r>
                   <w:rPr>
@@ -7691,6 +7887,7 @@
                   <w14:uncheckedState w14:val="2610" w14:font="MS Gothic"/>
                 </w14:checkbox>
               </w:sdtPr>
+              <w:sdtEndPr/>
               <w:sdtContent>
                 <w:r>
                   <w:rPr>
@@ -7721,6 +7918,7 @@
                   <w14:uncheckedState w14:val="2610" w14:font="MS Gothic"/>
                 </w14:checkbox>
               </w:sdtPr>
+              <w:sdtEndPr/>
               <w:sdtContent>
                 <w:r>
                   <w:rPr>
@@ -7750,6 +7948,7 @@
                   <w14:uncheckedState w14:val="2610" w14:font="MS Gothic"/>
                 </w14:checkbox>
               </w:sdtPr>
+              <w:sdtEndPr/>
               <w:sdtContent>
                 <w:r>
                   <w:rPr>
@@ -7779,6 +7978,7 @@
                   <w14:uncheckedState w14:val="2610" w14:font="MS Gothic"/>
                 </w14:checkbox>
               </w:sdtPr>
+              <w:sdtEndPr/>
               <w:sdtContent>
                 <w:r>
                   <w:rPr>
@@ -7846,7 +8046,15 @@
                 <w:b/>
                 <w:sz w:val="28"/>
               </w:rPr>
-              <w:t>5. แนวทางการโยกย้าย/เปลี่ยนตำแหน่งที่เป็นไปได้ (Career Mobility Map)</w:t>
+              <w:t xml:space="preserve">5. </w:t>
+            </w:r>
+            <w:r>
+              <w:rPr>
+                <w:rFonts w:ascii="Browallia New" w:eastAsia="Browallia New" w:hAnsi="Browallia New" w:cs="Browallia New"/>
+                <w:b/>
+                <w:sz w:val="28"/>
+              </w:rPr>
+              <w:t>แนวทางการโยกย้าย/เปลี่ยนตำแหน่งที่เป็นไปได้ (Career Mobility Map)</w:t>
             </w:r>
           </w:p>
           <w:p>
@@ -7917,7 +8125,15 @@
                 <w:sz w:val="28"/>
               </w:rPr>
               <w:br/>
-              <w:t>(Lateral / ระดับเดียวกัน)</w:t>
+              <w:t xml:space="preserve">(Lateral / </w:t>
+            </w:r>
+            <w:r>
+              <w:rPr>
+                <w:rFonts w:ascii="Browallia New" w:eastAsia="Browallia New" w:hAnsi="Browallia New" w:cs="Browallia New"/>
+                <w:b/>
+                <w:sz w:val="28"/>
+              </w:rPr>
+              <w:t>ระดับเดียวกัน)</w:t>
             </w:r>
           </w:p>
         </w:tc>
@@ -8534,6 +8750,7 @@
                 <w:cs/>
                 <w:lang w:val="en-US"/>
               </w:rPr>
+              <w:lastRenderedPageBreak/>
               <w:t>ตำแหน่งที่ตำแหน่งนี้นำไปสู่ (</w:t>
             </w:r>
             <w:r>
@@ -8758,6 +8975,7 @@
                   <w14:uncheckedState w14:val="2610" w14:font="MS Gothic"/>
                 </w14:checkbox>
               </w:sdtPr>
+              <w:sdtEndPr/>
               <w:sdtContent>
                 <w:r>
                   <w:rPr>
@@ -8796,6 +9014,7 @@
                   <w14:uncheckedState w14:val="2610" w14:font="MS Gothic"/>
                 </w14:checkbox>
               </w:sdtPr>
+              <w:sdtEndPr/>
               <w:sdtContent>
                 <w:r>
                   <w:rPr>
@@ -8992,6 +9211,7 @@
                   <w14:uncheckedState w14:val="2610" w14:font="MS Gothic"/>
                 </w14:checkbox>
               </w:sdtPr>
+              <w:sdtEndPr/>
               <w:sdtContent>
                 <w:r>
                   <w:rPr>
@@ -9023,6 +9243,7 @@
                   <w14:uncheckedState w14:val="2610" w14:font="MS Gothic"/>
                 </w14:checkbox>
               </w:sdtPr>
+              <w:sdtEndPr/>
               <w:sdtContent>
                 <w:r>
                   <w:rPr>
@@ -9077,6 +9298,7 @@
                   <w14:uncheckedState w14:val="2610" w14:font="MS Gothic"/>
                 </w14:checkbox>
               </w:sdtPr>
+              <w:sdtEndPr/>
               <w:sdtContent>
                 <w:r>
                   <w:rPr>
@@ -9148,6 +9370,7 @@
                   <w14:uncheckedState w14:val="2610" w14:font="MS Gothic"/>
                 </w14:checkbox>
               </w:sdtPr>
+              <w:sdtEndPr/>
               <w:sdtContent>
                 <w:r>
                   <w:rPr>
@@ -9179,6 +9402,7 @@
                   <w14:uncheckedState w14:val="2610" w14:font="MS Gothic"/>
                 </w14:checkbox>
               </w:sdtPr>
+              <w:sdtEndPr/>
               <w:sdtContent>
                 <w:r>
                   <w:rPr>
@@ -9240,6 +9464,7 @@
                   <w14:uncheckedState w14:val="2610" w14:font="MS Gothic"/>
                 </w14:checkbox>
               </w:sdtPr>
+              <w:sdtEndPr/>
               <w:sdtContent>
                 <w:r>
                   <w:rPr>
@@ -17203,7 +17428,6 @@
   <w:style w:type="character" w:default="1" w:styleId="DefaultParagraphFont">
     <w:name w:val="Default Paragraph Font"/>
     <w:uiPriority w:val="1"/>
-    <w:semiHidden/>
     <w:unhideWhenUsed/>
   </w:style>
   <w:style w:type="table" w:default="1" w:styleId="TableNormal">
